--- a/docs/technical_proposal.docx
+++ b/docs/technical_proposal.docx
@@ -765,7 +765,7 @@
           <w:noProof/>
         </w:rPr>
         <mc:AlternateContent>
-          <mc:Choice Requires="wpg">
+          <mc:Choice Requires="wps">
             <w:drawing>
               <wp:anchor distT="114300" distB="114300" distL="114300" distR="114300" simplePos="0" relativeHeight="251658240" behindDoc="1" locked="0" layoutInCell="1" hidden="0" allowOverlap="1" wp14:anchorId="11BD9E7A" wp14:editId="32757774">
                 <wp:simplePos x="0" y="0"/>
@@ -819,47 +819,22 @@
               </wp:anchor>
             </w:drawing>
           </mc:Choice>
-          <mc:Fallback xmlns:cr="http://schemas.microsoft.com/office/comments/2020/reactions" xmlns="http://schemas.microsoft.com/office/tasks/2019/documenttasks" xmlns:dgm="http://schemas.openxmlformats.org/drawingml/2006/diagram" xmlns:lc="http://schemas.openxmlformats.org/drawingml/2006/lockedCanvas" xmlns:c="http://schemas.openxmlformats.org/drawingml/2006/chart" xmlns:pic="http://schemas.openxmlformats.org/drawingml/2006/picture" xmlns:a="http://schemas.openxmlformats.org/drawingml/2006/main" xmlns:sl="http://schemas.openxmlformats.org/schemaLibrary/2006/main">
-            <w:drawing>
-              <wp:anchor allowOverlap="1" behindDoc="1" distB="114300" distT="114300" distL="114300" distR="114300" hidden="0" layoutInCell="1" locked="0" relativeHeight="0" simplePos="0">
-                <wp:simplePos x="0" y="0"/>
-                <wp:positionH relativeFrom="column">
-                  <wp:posOffset>-657224</wp:posOffset>
-                </wp:positionH>
-                <wp:positionV relativeFrom="paragraph">
-                  <wp:posOffset>114300</wp:posOffset>
-                </wp:positionV>
-                <wp:extent cx="7791450" cy="9026193"/>
-                <wp:effectExtent b="0" l="0" r="0" t="0"/>
-                <wp:wrapNone/>
-                <wp:docPr id="1" name="image3.png"/>
-                <a:graphic>
-                  <a:graphicData uri="http://schemas.openxmlformats.org/drawingml/2006/picture">
-                    <pic:pic>
-                      <pic:nvPicPr>
-                        <pic:cNvPr id="0" name="image3.png"/>
-                        <pic:cNvPicPr preferRelativeResize="0"/>
-                      </pic:nvPicPr>
-                      <pic:blipFill>
-                        <a:blip r:embed="rId7"/>
-                        <a:srcRect/>
-                        <a:stretch>
-                          <a:fillRect/>
-                        </a:stretch>
-                      </pic:blipFill>
-                      <pic:spPr>
-                        <a:xfrm>
-                          <a:off x="0" y="0"/>
-                          <a:ext cx="7791450" cy="9026193"/>
-                        </a:xfrm>
-                        <a:prstGeom prst="rect"/>
-                        <a:ln/>
-                      </pic:spPr>
-                    </pic:pic>
-                  </a:graphicData>
-                </a:graphic>
-              </wp:anchor>
-            </w:drawing>
+          <mc:Fallback>
+            <w:pict>
+              <v:rect w14:anchorId="11BD9E7A" id="Rectangle 1" o:spid="_x0000_s1026" style="position:absolute;margin-left:-51.75pt;margin-top:9pt;width:613.5pt;height:710.7pt;z-index:-251658240;visibility:visible;mso-wrap-style:square;mso-wrap-distance-left:9pt;mso-wrap-distance-top:9pt;mso-wrap-distance-right:9pt;mso-wrap-distance-bottom:9pt;mso-position-horizontal:absolute;mso-position-horizontal-relative:text;mso-position-vertical:absolute;mso-position-vertical-relative:text;v-text-anchor:middle" o:gfxdata="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" fillcolor="#f1f8ff" stroked="f">
+                <v:textbox inset="2.53958mm,2.53958mm,2.53958mm,2.53958mm">
+                  <w:txbxContent>
+                    <w:p>
+                      <w:pPr>
+                        <w:spacing w:after="0" w:line="240" w:lineRule="auto"/>
+                        <w:jc w:val="center"/>
+                        <w:textDirection w:val="btLr"/>
+                      </w:pPr>
+                    </w:p>
+                  </w:txbxContent>
+                </v:textbox>
+              </v:rect>
+            </w:pict>
           </mc:Fallback>
         </mc:AlternateContent>
       </w:r>
@@ -2650,17 +2625,6 @@
               <w:spacing w:line="276" w:lineRule="auto"/>
               <w:rPr>
                 <w:rFonts w:ascii="Arial" w:eastAsia="Arial" w:hAnsi="Arial" w:cs="Arial"/>
-                <w:i/>
-                <w:iCs/>
-                <w:color w:val="374151"/>
-              </w:rPr>
-            </w:pPr>
-          </w:p>
-          <w:p>
-            <w:pPr>
-              <w:spacing w:line="276" w:lineRule="auto"/>
-              <w:rPr>
-                <w:rFonts w:ascii="Arial" w:eastAsia="Arial" w:hAnsi="Arial" w:cs="Arial"/>
               </w:rPr>
             </w:pPr>
             <w:r>
@@ -2693,17 +2657,6 @@
               <w:spacing w:line="276" w:lineRule="auto"/>
               <w:rPr>
                 <w:rFonts w:ascii="Arial" w:eastAsia="Arial" w:hAnsi="Arial" w:cs="Arial"/>
-                <w:i/>
-                <w:iCs/>
-                <w:color w:val="374151"/>
-              </w:rPr>
-            </w:pPr>
-          </w:p>
-          <w:p>
-            <w:pPr>
-              <w:spacing w:line="276" w:lineRule="auto"/>
-              <w:rPr>
-                <w:rFonts w:ascii="Arial" w:eastAsia="Arial" w:hAnsi="Arial" w:cs="Arial"/>
               </w:rPr>
             </w:pPr>
             <w:r>
@@ -2771,17 +2724,6 @@
               <w:spacing w:line="276" w:lineRule="auto"/>
               <w:rPr>
                 <w:rFonts w:ascii="Arial" w:eastAsia="Arial" w:hAnsi="Arial" w:cs="Arial"/>
-                <w:i/>
-                <w:iCs/>
-                <w:color w:val="374151"/>
-              </w:rPr>
-            </w:pPr>
-          </w:p>
-          <w:p>
-            <w:pPr>
-              <w:spacing w:line="276" w:lineRule="auto"/>
-              <w:rPr>
-                <w:rFonts w:ascii="Arial" w:eastAsia="Arial" w:hAnsi="Arial" w:cs="Arial"/>
                 <w:color w:val="374151"/>
               </w:rPr>
             </w:pPr>
@@ -2822,17 +2764,6 @@
               <w:spacing w:line="276" w:lineRule="auto"/>
               <w:rPr>
                 <w:rFonts w:ascii="Arial" w:eastAsia="Arial" w:hAnsi="Arial" w:cs="Arial"/>
-                <w:i/>
-                <w:iCs/>
-                <w:color w:val="374151"/>
-              </w:rPr>
-            </w:pPr>
-          </w:p>
-          <w:p>
-            <w:pPr>
-              <w:spacing w:line="276" w:lineRule="auto"/>
-              <w:rPr>
-                <w:rFonts w:ascii="Arial" w:eastAsia="Arial" w:hAnsi="Arial" w:cs="Arial"/>
               </w:rPr>
             </w:pPr>
             <w:r>
@@ -2900,17 +2831,6 @@
               <w:spacing w:line="276" w:lineRule="auto"/>
               <w:rPr>
                 <w:rFonts w:ascii="Arial" w:eastAsia="Arial" w:hAnsi="Arial" w:cs="Arial"/>
-                <w:i/>
-                <w:iCs/>
-                <w:color w:val="374151"/>
-              </w:rPr>
-            </w:pPr>
-          </w:p>
-          <w:p>
-            <w:pPr>
-              <w:spacing w:line="276" w:lineRule="auto"/>
-              <w:rPr>
-                <w:rFonts w:ascii="Arial" w:eastAsia="Arial" w:hAnsi="Arial" w:cs="Arial"/>
               </w:rPr>
             </w:pPr>
             <w:r>
@@ -2938,17 +2858,6 @@
               <w:right w:w="100" w:type="dxa"/>
             </w:tcMar>
           </w:tcPr>
-          <w:p>
-            <w:pPr>
-              <w:spacing w:line="276" w:lineRule="auto"/>
-              <w:rPr>
-                <w:rFonts w:ascii="Arial" w:eastAsia="Arial" w:hAnsi="Arial" w:cs="Arial"/>
-                <w:i/>
-                <w:iCs/>
-                <w:color w:val="374151"/>
-              </w:rPr>
-            </w:pPr>
-          </w:p>
           <w:p>
             <w:pPr>
               <w:spacing w:line="276" w:lineRule="auto"/>
@@ -3203,17 +3112,6 @@
               <w:spacing w:line="276" w:lineRule="auto"/>
               <w:rPr>
                 <w:rFonts w:ascii="Arial" w:eastAsia="Arial" w:hAnsi="Arial" w:cs="Arial"/>
-                <w:i/>
-                <w:iCs/>
-                <w:color w:val="374151"/>
-              </w:rPr>
-            </w:pPr>
-          </w:p>
-          <w:p>
-            <w:pPr>
-              <w:spacing w:line="276" w:lineRule="auto"/>
-              <w:rPr>
-                <w:rFonts w:ascii="Arial" w:eastAsia="Arial" w:hAnsi="Arial" w:cs="Arial"/>
               </w:rPr>
             </w:pPr>
             <w:r>
@@ -3246,17 +3144,6 @@
               <w:spacing w:line="276" w:lineRule="auto"/>
               <w:rPr>
                 <w:rFonts w:ascii="Arial" w:eastAsia="Arial" w:hAnsi="Arial" w:cs="Arial"/>
-                <w:i/>
-                <w:iCs/>
-                <w:color w:val="374151"/>
-              </w:rPr>
-            </w:pPr>
-          </w:p>
-          <w:p>
-            <w:pPr>
-              <w:spacing w:line="276" w:lineRule="auto"/>
-              <w:rPr>
-                <w:rFonts w:ascii="Arial" w:eastAsia="Arial" w:hAnsi="Arial" w:cs="Arial"/>
               </w:rPr>
             </w:pPr>
             <w:r>
@@ -3289,17 +3176,6 @@
               <w:spacing w:line="276" w:lineRule="auto"/>
               <w:rPr>
                 <w:rFonts w:ascii="Arial" w:eastAsia="Arial" w:hAnsi="Arial" w:cs="Arial"/>
-                <w:i/>
-                <w:iCs/>
-                <w:color w:val="374151"/>
-              </w:rPr>
-            </w:pPr>
-          </w:p>
-          <w:p>
-            <w:pPr>
-              <w:spacing w:line="276" w:lineRule="auto"/>
-              <w:rPr>
-                <w:rFonts w:ascii="Arial" w:eastAsia="Arial" w:hAnsi="Arial" w:cs="Arial"/>
               </w:rPr>
             </w:pPr>
             <w:r>
@@ -3332,17 +3208,6 @@
               <w:spacing w:line="276" w:lineRule="auto"/>
               <w:rPr>
                 <w:rFonts w:ascii="Arial" w:eastAsia="Arial" w:hAnsi="Arial" w:cs="Arial"/>
-                <w:i/>
-                <w:iCs/>
-                <w:color w:val="1A1A2E"/>
-              </w:rPr>
-            </w:pPr>
-          </w:p>
-          <w:p>
-            <w:pPr>
-              <w:spacing w:line="276" w:lineRule="auto"/>
-              <w:rPr>
-                <w:rFonts w:ascii="Arial" w:eastAsia="Arial" w:hAnsi="Arial" w:cs="Arial"/>
               </w:rPr>
             </w:pPr>
             <w:r>
@@ -3377,17 +3242,6 @@
               <w:spacing w:line="276" w:lineRule="auto"/>
               <w:rPr>
                 <w:rFonts w:ascii="Arial" w:eastAsia="Arial" w:hAnsi="Arial" w:cs="Arial"/>
-                <w:i/>
-                <w:iCs/>
-                <w:color w:val="374151"/>
-              </w:rPr>
-            </w:pPr>
-          </w:p>
-          <w:p>
-            <w:pPr>
-              <w:spacing w:line="276" w:lineRule="auto"/>
-              <w:rPr>
-                <w:rFonts w:ascii="Arial" w:eastAsia="Arial" w:hAnsi="Arial" w:cs="Arial"/>
                 <w:color w:val="374151"/>
               </w:rPr>
             </w:pPr>
@@ -3421,17 +3275,6 @@
               <w:spacing w:line="276" w:lineRule="auto"/>
               <w:rPr>
                 <w:rFonts w:ascii="Arial" w:eastAsia="Arial" w:hAnsi="Arial" w:cs="Arial"/>
-                <w:i/>
-                <w:iCs/>
-                <w:color w:val="374151"/>
-              </w:rPr>
-            </w:pPr>
-          </w:p>
-          <w:p>
-            <w:pPr>
-              <w:spacing w:line="276" w:lineRule="auto"/>
-              <w:rPr>
-                <w:rFonts w:ascii="Arial" w:eastAsia="Arial" w:hAnsi="Arial" w:cs="Arial"/>
               </w:rPr>
             </w:pPr>
             <w:r>
@@ -3464,17 +3307,6 @@
               <w:spacing w:line="276" w:lineRule="auto"/>
               <w:rPr>
                 <w:rFonts w:ascii="Arial" w:eastAsia="Arial" w:hAnsi="Arial" w:cs="Arial"/>
-                <w:i/>
-                <w:iCs/>
-                <w:color w:val="374151"/>
-              </w:rPr>
-            </w:pPr>
-          </w:p>
-          <w:p>
-            <w:pPr>
-              <w:spacing w:line="276" w:lineRule="auto"/>
-              <w:rPr>
-                <w:rFonts w:ascii="Arial" w:eastAsia="Arial" w:hAnsi="Arial" w:cs="Arial"/>
               </w:rPr>
             </w:pPr>
             <w:r>
@@ -3507,17 +3339,6 @@
               <w:spacing w:line="276" w:lineRule="auto"/>
               <w:rPr>
                 <w:rFonts w:ascii="Arial" w:eastAsia="Arial" w:hAnsi="Arial" w:cs="Arial"/>
-                <w:i/>
-                <w:iCs/>
-                <w:color w:val="1A1A2E"/>
-              </w:rPr>
-            </w:pPr>
-          </w:p>
-          <w:p>
-            <w:pPr>
-              <w:spacing w:line="276" w:lineRule="auto"/>
-              <w:rPr>
-                <w:rFonts w:ascii="Arial" w:eastAsia="Arial" w:hAnsi="Arial" w:cs="Arial"/>
               </w:rPr>
             </w:pPr>
             <w:r>
@@ -3552,17 +3373,6 @@
               <w:spacing w:line="276" w:lineRule="auto"/>
               <w:rPr>
                 <w:rFonts w:ascii="Arial" w:eastAsia="Arial" w:hAnsi="Arial" w:cs="Arial"/>
-                <w:i/>
-                <w:iCs/>
-                <w:color w:val="374151"/>
-              </w:rPr>
-            </w:pPr>
-          </w:p>
-          <w:p>
-            <w:pPr>
-              <w:spacing w:line="276" w:lineRule="auto"/>
-              <w:rPr>
-                <w:rFonts w:ascii="Arial" w:eastAsia="Arial" w:hAnsi="Arial" w:cs="Arial"/>
               </w:rPr>
             </w:pPr>
             <w:r>
@@ -3595,17 +3405,6 @@
               <w:spacing w:line="276" w:lineRule="auto"/>
               <w:rPr>
                 <w:rFonts w:ascii="Arial" w:eastAsia="Arial" w:hAnsi="Arial" w:cs="Arial"/>
-                <w:i/>
-                <w:iCs/>
-                <w:color w:val="374151"/>
-              </w:rPr>
-            </w:pPr>
-          </w:p>
-          <w:p>
-            <w:pPr>
-              <w:spacing w:line="276" w:lineRule="auto"/>
-              <w:rPr>
-                <w:rFonts w:ascii="Arial" w:eastAsia="Arial" w:hAnsi="Arial" w:cs="Arial"/>
               </w:rPr>
             </w:pPr>
             <w:r>
@@ -3638,17 +3437,6 @@
               <w:spacing w:line="276" w:lineRule="auto"/>
               <w:rPr>
                 <w:rFonts w:ascii="Arial" w:eastAsia="Arial" w:hAnsi="Arial" w:cs="Arial"/>
-                <w:i/>
-                <w:iCs/>
-                <w:color w:val="374151"/>
-              </w:rPr>
-            </w:pPr>
-          </w:p>
-          <w:p>
-            <w:pPr>
-              <w:spacing w:line="276" w:lineRule="auto"/>
-              <w:rPr>
-                <w:rFonts w:ascii="Arial" w:eastAsia="Arial" w:hAnsi="Arial" w:cs="Arial"/>
               </w:rPr>
             </w:pPr>
             <w:r>
@@ -3676,17 +3464,6 @@
               <w:right w:w="100" w:type="dxa"/>
             </w:tcMar>
           </w:tcPr>
-          <w:p>
-            <w:pPr>
-              <w:spacing w:line="276" w:lineRule="auto"/>
-              <w:rPr>
-                <w:rFonts w:ascii="Arial" w:eastAsia="Arial" w:hAnsi="Arial" w:cs="Arial"/>
-                <w:i/>
-                <w:iCs/>
-                <w:color w:val="1A1A2E"/>
-              </w:rPr>
-            </w:pPr>
-          </w:p>
           <w:p>
             <w:pPr>
               <w:spacing w:line="276" w:lineRule="auto"/>
@@ -4390,7 +4167,6 @@
               <w:rPr>
                 <w:rFonts w:ascii="Arial" w:eastAsia="Arial" w:hAnsi="Arial" w:cs="Arial"/>
               </w:rPr>
-              <w:lastRenderedPageBreak/>
               <w:t>Internet dependency</w:t>
             </w:r>
           </w:p>
@@ -4457,6 +4233,7 @@
               <w:rPr>
                 <w:rFonts w:ascii="Arial" w:eastAsia="Arial" w:hAnsi="Arial" w:cs="Arial"/>
               </w:rPr>
+              <w:lastRenderedPageBreak/>
               <w:t>End-to-end translation latency</w:t>
             </w:r>
           </w:p>
@@ -4897,6 +4674,54 @@
         </w:tc>
       </w:tr>
     </w:tbl>
+    <w:p>
+      <w:pPr>
+        <w:pBdr>
+          <w:bottom w:val="single" w:sz="6" w:space="1" w:color="00B4D8"/>
+        </w:pBdr>
+        <w:spacing w:after="0"/>
+        <w:rPr>
+          <w:rFonts w:ascii="Arial" w:eastAsia="Arial" w:hAnsi="Arial" w:cs="Arial"/>
+          <w:b/>
+          <w:bCs/>
+          <w:color w:val="0A2357"/>
+          <w:sz w:val="28"/>
+          <w:szCs w:val="28"/>
+        </w:rPr>
+      </w:pPr>
+    </w:p>
+    <w:p>
+      <w:pPr>
+        <w:pBdr>
+          <w:bottom w:val="single" w:sz="6" w:space="1" w:color="00B4D8"/>
+        </w:pBdr>
+        <w:spacing w:after="0"/>
+        <w:rPr>
+          <w:rFonts w:ascii="Arial" w:eastAsia="Arial" w:hAnsi="Arial" w:cs="Arial"/>
+          <w:b/>
+          <w:bCs/>
+          <w:color w:val="0A2357"/>
+          <w:sz w:val="28"/>
+          <w:szCs w:val="28"/>
+        </w:rPr>
+      </w:pPr>
+    </w:p>
+    <w:p>
+      <w:pPr>
+        <w:pBdr>
+          <w:bottom w:val="single" w:sz="6" w:space="1" w:color="00B4D8"/>
+        </w:pBdr>
+        <w:spacing w:after="0"/>
+        <w:rPr>
+          <w:rFonts w:ascii="Arial" w:eastAsia="Arial" w:hAnsi="Arial" w:cs="Arial"/>
+          <w:b/>
+          <w:bCs/>
+          <w:color w:val="0A2357"/>
+          <w:sz w:val="28"/>
+          <w:szCs w:val="28"/>
+        </w:rPr>
+      </w:pPr>
+    </w:p>
     <w:p>
       <w:pPr>
         <w:pBdr>
@@ -6268,7 +6093,7 @@
                     <pic:cNvPicPr preferRelativeResize="0"/>
                   </pic:nvPicPr>
                   <pic:blipFill>
-                    <a:blip r:embed="rId8"/>
+                    <a:blip r:embed="rId7"/>
                     <a:srcRect/>
                     <a:stretch>
                       <a:fillRect/>
@@ -6974,7 +6799,19 @@
               <w:rPr>
                 <w:rFonts w:ascii="Arial" w:eastAsia="Arial" w:hAnsi="Arial" w:cs="Arial"/>
               </w:rPr>
-              <w:t>ASR  (Viet)</w:t>
+              <w:t xml:space="preserve">ASR </w:t>
+            </w:r>
+            <w:r>
+              <w:rPr>
+                <w:rFonts w:ascii="Arial" w:eastAsia="Arial" w:hAnsi="Arial" w:cs="Arial"/>
+              </w:rPr>
+              <w:t>(</w:t>
+            </w:r>
+            <w:r>
+              <w:rPr>
+                <w:rFonts w:ascii="Arial" w:eastAsia="Arial" w:hAnsi="Arial" w:cs="Arial"/>
+              </w:rPr>
+              <w:t>Viet)</w:t>
             </w:r>
           </w:p>
         </w:tc>
@@ -7466,7 +7303,31 @@
               <w:rPr>
                 <w:rFonts w:ascii="Arial" w:eastAsia="Arial" w:hAnsi="Arial" w:cs="Arial"/>
               </w:rPr>
-              <w:t>TTS(Viet)</w:t>
+              <w:t>TTS</w:t>
+            </w:r>
+            <w:r>
+              <w:rPr>
+                <w:rFonts w:ascii="Arial" w:eastAsia="Arial" w:hAnsi="Arial" w:cs="Arial"/>
+              </w:rPr>
+              <w:t xml:space="preserve"> </w:t>
+            </w:r>
+            <w:r>
+              <w:rPr>
+                <w:rFonts w:ascii="Arial" w:eastAsia="Arial" w:hAnsi="Arial" w:cs="Arial"/>
+              </w:rPr>
+              <w:t>(</w:t>
+            </w:r>
+            <w:r>
+              <w:rPr>
+                <w:rFonts w:ascii="Arial" w:eastAsia="Arial" w:hAnsi="Arial" w:cs="Arial"/>
+              </w:rPr>
+              <w:t>Kor/Eng</w:t>
+            </w:r>
+            <w:r>
+              <w:rPr>
+                <w:rFonts w:ascii="Arial" w:eastAsia="Arial" w:hAnsi="Arial" w:cs="Arial"/>
+              </w:rPr>
+              <w:t>)</w:t>
             </w:r>
           </w:p>
         </w:tc>
@@ -7631,7 +7492,31 @@
               <w:rPr>
                 <w:rFonts w:ascii="Arial" w:eastAsia="Arial" w:hAnsi="Arial" w:cs="Arial"/>
               </w:rPr>
-              <w:t>TTS(Kor/Eng)</w:t>
+              <w:t>TTS</w:t>
+            </w:r>
+            <w:r>
+              <w:rPr>
+                <w:rFonts w:ascii="Arial" w:eastAsia="Arial" w:hAnsi="Arial" w:cs="Arial"/>
+              </w:rPr>
+              <w:t xml:space="preserve"> </w:t>
+            </w:r>
+            <w:r>
+              <w:rPr>
+                <w:rFonts w:ascii="Arial" w:eastAsia="Arial" w:hAnsi="Arial" w:cs="Arial"/>
+              </w:rPr>
+              <w:t>(</w:t>
+            </w:r>
+            <w:r>
+              <w:rPr>
+                <w:rFonts w:ascii="Arial" w:eastAsia="Arial" w:hAnsi="Arial" w:cs="Arial"/>
+              </w:rPr>
+              <w:t>Viet</w:t>
+            </w:r>
+            <w:r>
+              <w:rPr>
+                <w:rFonts w:ascii="Arial" w:eastAsia="Arial" w:hAnsi="Arial" w:cs="Arial"/>
+              </w:rPr>
+              <w:t>)</w:t>
             </w:r>
           </w:p>
         </w:tc>
@@ -11418,7 +11303,7 @@
                           <pic:cNvPicPr preferRelativeResize="0"/>
                         </pic:nvPicPr>
                         <pic:blipFill>
-                          <a:blip r:embed="rId9"/>
+                          <a:blip r:embed="rId8"/>
                           <a:srcRect/>
                           <a:stretch>
                             <a:fillRect/>
@@ -15048,10 +14933,10 @@
       </w:pPr>
     </w:p>
     <w:sectPr>
-      <w:headerReference w:type="default" r:id="rId10"/>
-      <w:footerReference w:type="default" r:id="rId11"/>
-      <w:headerReference w:type="first" r:id="rId12"/>
-      <w:footerReference w:type="first" r:id="rId13"/>
+      <w:headerReference w:type="default" r:id="rId9"/>
+      <w:footerReference w:type="default" r:id="rId10"/>
+      <w:headerReference w:type="first" r:id="rId11"/>
+      <w:footerReference w:type="first" r:id="rId12"/>
       <w:pgSz w:w="12240" w:h="15840"/>
       <w:pgMar w:top="1134" w:right="1020" w:bottom="1134" w:left="1020" w:header="720" w:footer="720" w:gutter="0"/>
       <w:pgNumType w:start="1"/>
